--- a/отчет_Веригина_Л_В.docx
+++ b/отчет_Веригина_Л_В.docx
@@ -156,7 +156,7 @@
               </wp:anchor>
             </w:drawing>
           </mc:Choice>
-          <mc:Fallback xmlns:cx2="http://schemas.microsoft.com/office/drawing/2015/10/21/chartex" xmlns:cx3="http://schemas.microsoft.com/office/drawing/2016/5/9/chartex" xmlns:cx4="http://schemas.microsoft.com/office/drawing/2016/5/10/chartex" xmlns:cx5="http://schemas.microsoft.com/office/drawing/2016/5/11/chartex" xmlns:cx6="http://schemas.microsoft.com/office/drawing/2016/5/12/chartex" xmlns:cx7="http://schemas.microsoft.com/office/drawing/2016/5/13/chartex" xmlns:cx8="http://schemas.microsoft.com/office/drawing/2016/5/14/chartex" xmlns:aink="http://schemas.microsoft.com/office/drawing/2016/ink" xmlns:am3d="http://schemas.microsoft.com/office/drawing/2017/model3d" xmlns:oel="http://schemas.microsoft.com/office/2019/extlst" xmlns:w16cex="http://schemas.microsoft.com/office/word/2018/wordml/cex" xmlns:w16cid="http://schemas.microsoft.com/office/word/2016/wordml/cid" xmlns:w16="http://schemas.microsoft.com/office/word/2018/wordml" xmlns:w16du="http://schemas.microsoft.com/office/word/2023/wordml/word16du" xmlns:w16sdtdh="http://schemas.microsoft.com/office/word/2020/wordml/sdtdatahash" xmlns:w16sdtfl="http://schemas.microsoft.com/office/word/2024/wordml/sdtformatlock" xmlns:dgm="http://schemas.openxmlformats.org/drawingml/2006/diagram" xmlns:lc="http://schemas.openxmlformats.org/drawingml/2006/lockedCanvas" xmlns:c="http://schemas.openxmlformats.org/drawingml/2006/chart" xmlns:pic="http://schemas.openxmlformats.org/drawingml/2006/picture" xmlns:a="http://schemas.openxmlformats.org/drawingml/2006/main" xmlns:sl="http://schemas.openxmlformats.org/schemaLibrary/2006/main">
+          <mc:Fallback xmlns:sl="http://schemas.openxmlformats.org/schemaLibrary/2006/main" xmlns:a="http://schemas.openxmlformats.org/drawingml/2006/main" xmlns:pic="http://schemas.openxmlformats.org/drawingml/2006/picture" xmlns:c="http://schemas.openxmlformats.org/drawingml/2006/chart" xmlns:lc="http://schemas.openxmlformats.org/drawingml/2006/lockedCanvas" xmlns:dgm="http://schemas.openxmlformats.org/drawingml/2006/diagram" xmlns:w16sdtfl="http://schemas.microsoft.com/office/word/2024/wordml/sdtformatlock" xmlns:w16sdtdh="http://schemas.microsoft.com/office/word/2020/wordml/sdtdatahash" xmlns:w16du="http://schemas.microsoft.com/office/word/2023/wordml/word16du" xmlns:w16="http://schemas.microsoft.com/office/word/2018/wordml" xmlns:w16cid="http://schemas.microsoft.com/office/word/2016/wordml/cid" xmlns:w16cex="http://schemas.microsoft.com/office/word/2018/wordml/cex" xmlns:oel="http://schemas.microsoft.com/office/2019/extlst" xmlns:am3d="http://schemas.microsoft.com/office/drawing/2017/model3d" xmlns:aink="http://schemas.microsoft.com/office/drawing/2016/ink" xmlns:cx8="http://schemas.microsoft.com/office/drawing/2016/5/14/chartex" xmlns:cx7="http://schemas.microsoft.com/office/drawing/2016/5/13/chartex" xmlns:cx6="http://schemas.microsoft.com/office/drawing/2016/5/12/chartex" xmlns:cx5="http://schemas.microsoft.com/office/drawing/2016/5/11/chartex" xmlns:cx4="http://schemas.microsoft.com/office/drawing/2016/5/10/chartex" xmlns:cx3="http://schemas.microsoft.com/office/drawing/2016/5/9/chartex" xmlns:cx2="http://schemas.microsoft.com/office/drawing/2015/10/21/chartex">
             <w:drawing>
               <wp:anchor allowOverlap="1" behindDoc="0" distB="4294967295" distT="4294967295" distL="114300" distR="114300" hidden="0" layoutInCell="1" locked="0" relativeHeight="0" simplePos="0">
                 <wp:simplePos x="0" y="0"/>
@@ -958,7 +958,6 @@
       </w:r>
     </w:p>
     <w:p>
-      <w:bookmarkStart w:id="0" w:name="_GoBack"/>
       <w:r>
         <w:rPr>
           <w:noProof/>
@@ -988,7 +987,6 @@
           </v:shape>
         </w:pict>
       </w:r>
-      <w:bookmarkEnd w:id="0"/>
       <w:r>
         <w:rPr>
           <w:rFonts w:ascii="Times New Roman" w:hAnsi="Times New Roman"/>
@@ -1139,27 +1137,7 @@
             <w:sz w:val="24"/>
             <w:szCs w:val="24"/>
           </w:rPr>
-          <w:t>htt</w:t>
-        </w:r>
-        <w:r>
-          <w:rPr>
-            <w:rStyle w:val="a5"/>
-            <w:rFonts w:ascii="Times New Roman" w:eastAsia="Times New Roman" w:hAnsi="Times New Roman"/>
-            <w:i/>
-            <w:sz w:val="24"/>
-            <w:szCs w:val="24"/>
-          </w:rPr>
-          <w:t>p</w:t>
-        </w:r>
-        <w:r>
-          <w:rPr>
-            <w:rStyle w:val="a5"/>
-            <w:rFonts w:ascii="Times New Roman" w:eastAsia="Times New Roman" w:hAnsi="Times New Roman"/>
-            <w:i/>
-            <w:sz w:val="24"/>
-            <w:szCs w:val="24"/>
-          </w:rPr>
-          <w:t>s://clck.ru/3Tbw5R</w:t>
+          <w:t>https://clck.ru/3Tbw5R</w:t>
         </w:r>
       </w:hyperlink>
     </w:p>
@@ -1510,8 +1488,8 @@
         <w:rPr>
           <w:noProof/>
         </w:rPr>
-        <w:pict w14:anchorId="1B720950">
-          <v:shape id="_x0000_s1029" type="#_x0000_t75" style="position:absolute;left:0;text-align:left;margin-left:389pt;margin-top:24.2pt;width:56.7pt;height:56.7pt;z-index:251665408;mso-position-horizontal-relative:text;mso-position-vertical-relative:text;mso-width-relative:page;mso-height-relative:page">
+        <w:pict w14:anchorId="60645136">
+          <v:shape id="_x0000_s1032" type="#_x0000_t75" style="position:absolute;left:0;text-align:left;margin-left:389.8pt;margin-top:24.7pt;width:56.7pt;height:56.7pt;z-index:251665408;mso-position-horizontal-relative:text;mso-position-vertical-relative:text;mso-width-relative:page;mso-height-relative:page">
             <v:imagedata r:id="rId14" o:title="clck (2)"/>
           </v:shape>
         </w:pict>
@@ -1607,9 +1585,21 @@
             <w:sz w:val="24"/>
             <w:szCs w:val="24"/>
           </w:rPr>
-          <w:t>https://clck.ru/3TbwH5</w:t>
+          <w:t>https://clck.ru/3TbwnV</w:t>
         </w:r>
       </w:hyperlink>
+    </w:p>
+    <w:p>
+      <w:pPr>
+        <w:spacing w:after="0" w:line="240" w:lineRule="auto"/>
+        <w:jc w:val="both"/>
+        <w:rPr>
+          <w:rFonts w:ascii="Times New Roman" w:eastAsia="Times New Roman" w:hAnsi="Times New Roman"/>
+          <w:i/>
+          <w:sz w:val="24"/>
+          <w:szCs w:val="24"/>
+        </w:rPr>
+      </w:pPr>
     </w:p>
     <w:p>
       <w:pPr>
@@ -1985,8 +1975,8 @@
         <w:rPr>
           <w:noProof/>
         </w:rPr>
-        <w:pict w14:anchorId="13C23EB2">
-          <v:shape id="_x0000_s1030" type="#_x0000_t75" style="position:absolute;left:0;text-align:left;margin-left:389.8pt;margin-top:38.4pt;width:56.7pt;height:56.7pt;z-index:251667456;mso-position-horizontal-relative:text;mso-position-vertical-relative:text;mso-width-relative:page;mso-height-relative:page">
+        <w:pict w14:anchorId="2FAF24D5">
+          <v:shape id="_x0000_s1033" type="#_x0000_t75" style="position:absolute;left:0;text-align:left;margin-left:388.8pt;margin-top:36.9pt;width:56.7pt;height:56.7pt;z-index:251667456;mso-position-horizontal-relative:text;mso-position-vertical-relative:text;mso-width-relative:page;mso-height-relative:page">
             <v:imagedata r:id="rId18" o:title="clck (3)"/>
           </v:shape>
         </w:pict>
@@ -2112,7 +2102,7 @@
             <w:sz w:val="24"/>
             <w:szCs w:val="24"/>
           </w:rPr>
-          <w:t>https://clck.ru/3TbwQX</w:t>
+          <w:t>https://clck.ru/3Tbwrk</w:t>
         </w:r>
       </w:hyperlink>
     </w:p>
@@ -2120,9 +2110,10 @@
       <w:pPr>
         <w:spacing w:after="0" w:line="240" w:lineRule="auto"/>
         <w:rPr>
-          <w:rFonts w:ascii="Times" w:eastAsia="Times" w:hAnsi="Times" w:cs="Times"/>
-          <w:sz w:val="20"/>
-          <w:szCs w:val="20"/>
+          <w:rFonts w:ascii="Times New Roman" w:eastAsia="Times New Roman" w:hAnsi="Times New Roman"/>
+          <w:i/>
+          <w:sz w:val="24"/>
+          <w:szCs w:val="24"/>
         </w:rPr>
       </w:pPr>
     </w:p>
@@ -2226,16 +2217,6 @@
         <w:jc w:val="both"/>
       </w:pPr>
       <w:r>
-        <w:rPr>
-          <w:noProof/>
-        </w:rPr>
-        <w:pict w14:anchorId="5FDA039F">
-          <v:shape id="_x0000_s1031" type="#_x0000_t75" style="position:absolute;left:0;text-align:left;margin-left:392.3pt;margin-top:32pt;width:56.7pt;height:56.7pt;z-index:251669504;mso-position-horizontal-relative:text;mso-position-vertical-relative:text;mso-width-relative:page;mso-height-relative:page">
-            <v:imagedata r:id="rId21" o:title="clck (4)"/>
-          </v:shape>
-        </w:pict>
-      </w:r>
-      <w:r>
         <w:t xml:space="preserve">Выбрать одно из направлений решаемых задач кафедры </w:t>
       </w:r>
       <w:proofErr w:type="gramStart"/>
@@ -2254,6 +2235,16 @@
         <w:spacing w:before="0" w:beforeAutospacing="0" w:after="150" w:afterAutospacing="0"/>
         <w:jc w:val="both"/>
       </w:pPr>
+      <w:r>
+        <w:rPr>
+          <w:noProof/>
+        </w:rPr>
+        <w:pict w14:anchorId="40AE2E25">
+          <v:shape id="_x0000_s1034" type="#_x0000_t75" style="position:absolute;left:0;text-align:left;margin-left:387.8pt;margin-top:.6pt;width:56.7pt;height:56.7pt;z-index:251669504;mso-position-horizontal-relative:text;mso-position-vertical-relative:text;mso-width-relative:page;mso-height-relative:page">
+            <v:imagedata r:id="rId21" o:title="clck (4)"/>
+          </v:shape>
+        </w:pict>
+      </w:r>
       <w:r>
         <w:t xml:space="preserve">Направление: </w:t>
       </w:r>
@@ -2319,7 +2310,7 @@
             <w:sz w:val="24"/>
             <w:szCs w:val="24"/>
           </w:rPr>
-          <w:t>https://clck.ru/3TbwUh</w:t>
+          <w:t>https://clck.ru/3Tbwua</w:t>
         </w:r>
       </w:hyperlink>
     </w:p>
@@ -2329,7 +2320,7 @@
         <w:jc w:val="both"/>
         <w:rPr>
           <w:rFonts w:ascii="Times New Roman" w:eastAsia="Times New Roman" w:hAnsi="Times New Roman"/>
-          <w:color w:val="000000"/>
+          <w:i/>
           <w:sz w:val="24"/>
           <w:szCs w:val="24"/>
         </w:rPr>
@@ -2371,6 +2362,8 @@
         </w:rPr>
         <w:t xml:space="preserve">Руководитель практики____________________________ </w:t>
       </w:r>
+      <w:bookmarkStart w:id="0" w:name="_GoBack"/>
+      <w:bookmarkEnd w:id="0"/>
     </w:p>
     <w:p>
       <w:pPr>
